--- a/Manual_de_uso_Locking_System_v3.docx
+++ b/Manual_de_uso_Locking_System_v3.docx
@@ -1180,6 +1180,262 @@
     </w:p>
     <w:p>
       <w:pPr>
+        <w:pStyle w:val="Ttulo2"/>
+      </w:pPr>
+      <w:r>
+        <w:t>Una sola sesión por cuenta</w:t>
+      </w:r>
+    </w:p>
+    <w:p>
+      <w:pPr/>
+      <w:r>
+        <w:t>Cada cuenta puede tener una sola sesión abierta a la vez. Si ya iniciaste sesión en un navegador o en un equipo, al intentar entrar desde otro la aplicación no te dejará y te dirá dónde está abierta, por ejemplo: “Esta cuenta ya tiene una sesión abierta en Chrome en Windows”.</w:t>
+      </w:r>
+    </w:p>
+    <w:p>
+      <w:pPr/>
+      <w:r>
+        <w:t>Para poder entrar desde el nuevo equipo tienes tres caminos:</w:t>
+      </w:r>
+    </w:p>
+    <w:p>
+      <w:pPr>
+        <w:pStyle w:val="Listaconvietas"/>
+      </w:pPr>
+      <w:r>
+        <w:t>Cerrar sesión en el equipo donde la dejaste abierta (tu nombre, abajo a la izquierda → Cerrar sesión).</w:t>
+      </w:r>
+    </w:p>
+    <w:p>
+      <w:pPr>
+        <w:pStyle w:val="Listaconvietas"/>
+      </w:pPr>
+      <w:r>
+        <w:t>Esperar a que esa sesión caduque sola por inactividad (ver el punto siguiente).</w:t>
+      </w:r>
+    </w:p>
+    <w:p>
+      <w:pPr>
+        <w:pStyle w:val="Listaconvietas"/>
+      </w:pPr>
+      <w:r>
+        <w:t>Pedirle a un Administrador que la cierre desde el módulo Usuarios.</w:t>
+      </w:r>
+    </w:p>
+    <w:tbl>
+      <w:tblPr>
+        <w:tblW w:w="0" w:type="auto"/>
+        <w:jc w:val="center"/>
+        <w:tblLook w:val="04A0" w:firstRow="1" w:lastRow="0" w:firstColumn="1" w:lastColumn="0" w:noHBand="0" w:noVBand="1"/>
+      </w:tblPr>
+      <w:tblGrid>
+        <w:gridCol w:w="8640"/>
+      </w:tblGrid>
+      <w:tr>
+        <w:trPr>
+          <w:jc w:val="center"/>
+        </w:trPr>
+        <w:tc>
+          <w:tcPr>
+            <w:tcW w:w="8640" w:type="dxa"/>
+            <w:shd w:val="clear" w:color="auto" w:fill="F3F4F6"/>
+          </w:tcPr>
+          <w:p>
+            <w:r>
+              <w:rPr>
+                <w:b/>
+                <w:sz w:val="20"/>
+                <w:lang w:val="es-CO"/>
+              </w:rPr>
+              <w:t xml:space="preserve">Ten en cuenta: </w:t>
+            </w:r>
+            <w:r>
+              <w:rPr>
+                <w:sz w:val="20"/>
+                <w:lang w:val="es-CO"/>
+              </w:rPr>
+              <w:t>la sesión que está trabajando nunca se interrumpe. Quien está usando la aplicación no pierde lo que está haciendo: lo que se rechaza es el segundo intento de ingreso. Este límite es por cuenta, así que varias personas con cuentas distintas pueden trabajar al mismo tiempo sin problema.</w:t>
+            </w:r>
+          </w:p>
+        </w:tc>
+      </w:tr>
+    </w:tbl>
+    <w:p>
+      <w:pPr>
+        <w:pStyle w:val="Ttulo2"/>
+      </w:pPr>
+      <w:r>
+        <w:t>Cierre de sesión por inactividad</w:t>
+      </w:r>
+    </w:p>
+    <w:p>
+      <w:pPr/>
+      <w:r>
+        <w:t>Si dejas de usar la aplicación durante 15 minutos, la sesión se cierra sola y vuelves a la pantalla de inicio de sesión con el aviso: “Cerramos tu sesión tras 15 minutos sin actividad”.</w:t>
+      </w:r>
+    </w:p>
+    <w:p>
+      <w:pPr>
+        <w:pStyle w:val="Listaconvietas"/>
+      </w:pPr>
+      <w:r>
+        <w:t>Cuenta como actividad usar el mouse, escribir o desplazarte dentro de la aplicación. Tener la pantalla abierta sin tocarla no cuenta.</w:t>
+      </w:r>
+    </w:p>
+    <w:p>
+      <w:pPr>
+        <w:pStyle w:val="Listaconvietas"/>
+      </w:pPr>
+      <w:r>
+        <w:t>No tienes que recargar la página: la aplicación te devuelve al inicio de sesión por sí sola.</w:t>
+      </w:r>
+    </w:p>
+    <w:p>
+      <w:pPr>
+        <w:pStyle w:val="Listaconvietas"/>
+      </w:pPr>
+      <w:r>
+        <w:t>Al cerrarse, la cuenta queda libre para volver a entrar desde cualquier equipo.</w:t>
+      </w:r>
+    </w:p>
+    <w:tbl>
+      <w:tblPr>
+        <w:tblW w:w="0" w:type="auto"/>
+        <w:jc w:val="center"/>
+        <w:tblLook w:val="04A0" w:firstRow="1" w:lastRow="0" w:firstColumn="1" w:lastColumn="0" w:noHBand="0" w:noVBand="1"/>
+      </w:tblPr>
+      <w:tblGrid>
+        <w:gridCol w:w="8640"/>
+      </w:tblGrid>
+      <w:tr>
+        <w:trPr>
+          <w:jc w:val="center"/>
+        </w:trPr>
+        <w:tc>
+          <w:tcPr>
+            <w:tcW w:w="8640" w:type="dxa"/>
+            <w:shd w:val="clear" w:color="auto" w:fill="F3F4F6"/>
+          </w:tcPr>
+          <w:p>
+            <w:r>
+              <w:rPr>
+                <w:b/>
+                <w:sz w:val="20"/>
+                <w:lang w:val="es-CO"/>
+              </w:rPr>
+              <w:t xml:space="preserve">Ten en cuenta: </w:t>
+            </w:r>
+            <w:r>
+              <w:rPr>
+                <w:sz w:val="20"/>
+                <w:lang w:val="es-CO"/>
+              </w:rPr>
+              <w:t>el tiempo lo configura el Administrador del sistema; de fábrica son 15 minutos. Lo mismo ocurre si un Administrador cierra tu sesión: sales de la aplicación en ese momento, sin necesidad de recargar.</w:t>
+            </w:r>
+          </w:p>
+        </w:tc>
+      </w:tr>
+    </w:tbl>
+    <w:p>
+      <w:pPr>
+        <w:pStyle w:val="Ttulo2"/>
+      </w:pPr>
+      <w:r>
+        <w:t>¿Olvidaste tu contraseña?</w:t>
+      </w:r>
+    </w:p>
+    <w:p>
+      <w:pPr/>
+      <w:r>
+        <w:t>Debajo del botón “Iniciar sesión” está el enlace “¿Olvidaste tu contraseña?”. Con él la recuperas tú mismo, sin depender del Administrador.</w:t>
+      </w:r>
+    </w:p>
+    <w:p>
+      <w:pPr/>
+      <w:r>
+        <w:t>Pasos:</w:t>
+      </w:r>
+    </w:p>
+    <w:p>
+      <w:pPr>
+        <w:pStyle w:val="Listaconnmeros"/>
+      </w:pPr>
+      <w:r>
+        <w:t>En la pantalla de inicio de sesión presiona “¿Olvidaste tu contraseña?”.</w:t>
+      </w:r>
+    </w:p>
+    <w:p>
+      <w:pPr>
+        <w:pStyle w:val="Listaconnmeros"/>
+      </w:pPr>
+      <w:r>
+        <w:t>Escribe tu correo y presiona “Enviar enlace”.</w:t>
+      </w:r>
+    </w:p>
+    <w:p>
+      <w:pPr>
+        <w:pStyle w:val="Listaconnmeros"/>
+      </w:pPr>
+      <w:r>
+        <w:t>Revisa tu correo: recibirás un mensaje con el botón “Restablecer contraseña”. Si no lo ves, revisa la carpeta de spam.</w:t>
+      </w:r>
+    </w:p>
+    <w:p>
+      <w:pPr>
+        <w:pStyle w:val="Listaconnmeros"/>
+      </w:pPr>
+      <w:r>
+        <w:t>Abre el enlace, escribe tu nueva contraseña (mínimo 10 caracteres), repítela y presiona “Guardar contraseña”.</w:t>
+      </w:r>
+    </w:p>
+    <w:p>
+      <w:pPr>
+        <w:pStyle w:val="Listaconnmeros"/>
+      </w:pPr>
+      <w:r>
+        <w:t>Vuelve a iniciar sesión con la contraseña nueva.</w:t>
+      </w:r>
+    </w:p>
+    <w:tbl>
+      <w:tblPr>
+        <w:tblW w:w="0" w:type="auto"/>
+        <w:jc w:val="center"/>
+        <w:tblLook w:val="04A0" w:firstRow="1" w:lastRow="0" w:firstColumn="1" w:lastColumn="0" w:noHBand="0" w:noVBand="1"/>
+      </w:tblPr>
+      <w:tblGrid>
+        <w:gridCol w:w="8640"/>
+      </w:tblGrid>
+      <w:tr>
+        <w:trPr>
+          <w:jc w:val="center"/>
+        </w:trPr>
+        <w:tc>
+          <w:tcPr>
+            <w:tcW w:w="8640" w:type="dxa"/>
+            <w:shd w:val="clear" w:color="auto" w:fill="F3F4F6"/>
+          </w:tcPr>
+          <w:p>
+            <w:r>
+              <w:rPr>
+                <w:b/>
+                <w:sz w:val="20"/>
+                <w:lang w:val="es-CO"/>
+              </w:rPr>
+              <w:t xml:space="preserve">Ten en cuenta: </w:t>
+            </w:r>
+            <w:r>
+              <w:rPr>
+                <w:sz w:val="20"/>
+                <w:lang w:val="es-CO"/>
+              </w:rPr>
+              <w:t>el enlace vence a los 10 minutos y solo sirve una vez. Si se venció o ya lo usaste, la misma pantalla te ofrece el botón “Solicitar un enlace nuevo”. Si pides el correo varias veces, únicamente funciona el último enlace. Al cambiar la contraseña se cierran las sesiones abiertas en otros dispositivos.</w:t>
+            </w:r>
+          </w:p>
+        </w:tc>
+      </w:tr>
+    </w:tbl>
+    <w:p>
+      <w:pPr>
         <w:pStyle w:val="Ttulo1"/>
         <w:rPr>
           <w:lang w:val="es-CO"/>
@@ -1453,6 +1709,46 @@
       </w:tr>
       <w:tr>
         <w:trPr>
+          <w:cnfStyle w:val="000000100000" w:firstRow="0" w:lastRow="0" w:firstColumn="0" w:lastColumn="0" w:oddVBand="0" w:evenVBand="0" w:oddHBand="1" w:evenHBand="0" w:firstRowFirstColumn="0" w:firstRowLastColumn="0" w:lastRowFirstColumn="0" w:lastRowLastColumn="0"/>
+          <w:jc w:val="center"/>
+        </w:trPr>
+        <w:tc>
+          <w:tcPr>
+            <w:cnfStyle w:val="001000000000" w:firstRow="0" w:lastRow="0" w:firstColumn="1" w:lastColumn="0" w:oddVBand="0" w:evenVBand="0" w:oddHBand="0" w:evenHBand="0" w:firstRowFirstColumn="0" w:firstRowLastColumn="0" w:lastRowFirstColumn="0" w:lastRowLastColumn="0"/>
+            <w:tcW w:w="2448" w:type="dxa"/>
+          </w:tcPr>
+          <w:p>
+            <w:r>
+              <w:rPr>
+                <w:sz w:val="20"/>
+              </w:rPr>
+              <w:t>Historial</w:t>
+            </w:r>
+          </w:p>
+        </w:tc>
+        <w:tc>
+          <w:tcPr>
+            <w:tcW w:w="6624" w:type="dxa"/>
+          </w:tcPr>
+          <w:p>
+            <w:pPr>
+              <w:cnfStyle w:val="000000100000" w:firstRow="0" w:lastRow="0" w:firstColumn="0" w:lastColumn="0" w:oddVBand="0" w:evenVBand="0" w:oddHBand="1" w:evenHBand="0" w:firstRowFirstColumn="0" w:firstRowLastColumn="0" w:lastRowFirstColumn="0" w:lastRowLastColumn="0"/>
+              <w:rPr>
+                <w:lang w:val="es-CO"/>
+              </w:rPr>
+            </w:pPr>
+            <w:r>
+              <w:rPr>
+                <w:sz w:val="20"/>
+                <w:lang w:val="es-CO"/>
+              </w:rPr>
+              <w:t>Cambios hechos a los datos de los televisores: serial, MAC y número de crédito.</w:t>
+            </w:r>
+          </w:p>
+        </w:tc>
+      </w:tr>
+      <w:tr>
+        <w:trPr>
           <w:cnfStyle w:val="000000010000" w:firstRow="0" w:lastRow="0" w:firstColumn="0" w:lastColumn="0" w:oddVBand="0" w:evenVBand="0" w:oddHBand="0" w:evenHBand="1" w:firstRowFirstColumn="0" w:firstRowLastColumn="0" w:lastRowFirstColumn="0" w:lastRowLastColumn="0"/>
           <w:jc w:val="center"/>
         </w:trPr>
@@ -4433,6 +4729,49 @@
         <w:t>Desde el botón “Editar” podrás modificar únicamente la Dirección MAC, el Número de serie y el Número de crédito. Cambias los datos y guardas. El estado NO se cambia desde aquí (para eso está el botón “Estado”).</w:t>
       </w:r>
     </w:p>
+    <w:tbl>
+      <w:tblPr>
+        <w:tblW w:w="0" w:type="auto"/>
+        <w:jc w:val="center"/>
+        <w:tblLook w:val="04A0" w:firstRow="1" w:lastRow="0" w:firstColumn="1" w:lastColumn="0" w:noHBand="0" w:noVBand="1"/>
+      </w:tblPr>
+      <w:tblGrid>
+        <w:gridCol w:w="8640"/>
+      </w:tblGrid>
+      <w:tr>
+        <w:trPr>
+          <w:jc w:val="center"/>
+        </w:trPr>
+        <w:tc>
+          <w:tcPr>
+            <w:tcW w:w="8640" w:type="dxa"/>
+            <w:shd w:val="clear" w:color="auto" w:fill="F3F4F6"/>
+          </w:tcPr>
+          <w:p>
+            <w:pPr>
+              <w:rPr>
+                <w:lang w:val="es-CO"/>
+              </w:rPr>
+            </w:pPr>
+            <w:r>
+              <w:rPr>
+                <w:b/>
+                <w:sz w:val="20"/>
+                <w:lang w:val="es-CO"/>
+              </w:rPr>
+              <w:t xml:space="preserve">Queda registrado: </w:t>
+            </w:r>
+            <w:r>
+              <w:rPr>
+                <w:sz w:val="20"/>
+                <w:lang w:val="es-CO"/>
+              </w:rPr>
+              <w:t>cualquier cambio en el serial, la MAC o el número de crédito se guarda en el Historial (punto 15), con la fecha, la hora y tu nombre.</w:t>
+            </w:r>
+          </w:p>
+        </w:tc>
+      </w:tr>
+    </w:tbl>
     <w:p>
       <w:pPr>
         <w:rPr>
@@ -4827,6 +5166,49 @@
         <w:t>Al terminar, la aplicación te muestra el “Resultado de la importación”: cuántos se Crearon, cuántos se Actualizaron (los que ya existían) y cuántos quedaron Con error, con el detalle de cada error.</w:t>
       </w:r>
     </w:p>
+    <w:tbl>
+      <w:tblPr>
+        <w:tblW w:w="0" w:type="auto"/>
+        <w:jc w:val="center"/>
+        <w:tblLook w:val="04A0" w:firstRow="1" w:lastRow="0" w:firstColumn="1" w:lastColumn="0" w:noHBand="0" w:noVBand="1"/>
+      </w:tblPr>
+      <w:tblGrid>
+        <w:gridCol w:w="8640"/>
+      </w:tblGrid>
+      <w:tr>
+        <w:trPr>
+          <w:jc w:val="center"/>
+        </w:trPr>
+        <w:tc>
+          <w:tcPr>
+            <w:tcW w:w="8640" w:type="dxa"/>
+            <w:shd w:val="clear" w:color="auto" w:fill="F3F4F6"/>
+          </w:tcPr>
+          <w:p>
+            <w:pPr>
+              <w:rPr>
+                <w:lang w:val="es-CO"/>
+              </w:rPr>
+            </w:pPr>
+            <w:r>
+              <w:rPr>
+                <w:b/>
+                <w:sz w:val="20"/>
+                <w:lang w:val="es-CO"/>
+              </w:rPr>
+              <w:t xml:space="preserve">Queda registrado: </w:t>
+            </w:r>
+            <w:r>
+              <w:rPr>
+                <w:sz w:val="20"/>
+                <w:lang w:val="es-CO"/>
+              </w:rPr>
+              <w:t>los televisores que el archivo ACTUALIZA (los que ya existían y cambian de serial o de número de crédito) quedan en el Historial (punto 15), marcados como Masivo. Los que se crean por primera vez no generan registro: no son una modificación.</w:t>
+            </w:r>
+          </w:p>
+        </w:tc>
+      </w:tr>
+    </w:tbl>
     <w:p>
       <w:pPr>
         <w:pStyle w:val="Ttulo1"/>
@@ -4946,7 +5328,7 @@
         <w:rPr>
           <w:lang w:val="es-CO"/>
         </w:rPr>
-        <w:t>Llena la columna “estado” con la palabra habilitado o inhabilitado en cada televisor, según la acción que necesites.</w:t>
+        <w:t>Llena la columna “serial_number” con el serial de cada televisor y la columna “estado” con la palabra habilitado o inhabilitado, según la acción que necesites.</w:t>
       </w:r>
     </w:p>
     <w:p>
@@ -5057,7 +5439,7 @@
               <w:rPr>
                 <w:sz w:val="20"/>
               </w:rPr>
-              <w:t>mac_address</w:t>
+              <w:t>serial_number</w:t>
             </w:r>
           </w:p>
         </w:tc>
@@ -5073,7 +5455,7 @@
               <w:rPr>
                 <w:sz w:val="20"/>
               </w:rPr>
-              <w:t>B4:04:29:7E:3A:AA</w:t>
+              <w:t>CLR23275</w:t>
             </w:r>
           </w:p>
         </w:tc>
@@ -5146,59 +5528,83 @@
           </w:p>
         </w:tc>
       </w:tr>
+    </w:tbl>
+    <w:tbl>
+      <w:tblPr>
+        <w:tblW w:w="0" w:type="auto"/>
+        <w:jc w:val="center"/>
+        <w:tblLook w:val="04A0" w:firstRow="1" w:lastRow="0" w:firstColumn="1" w:lastColumn="0" w:noHBand="0" w:noVBand="1"/>
+      </w:tblPr>
+      <w:tblGrid>
+        <w:gridCol w:w="8640"/>
+      </w:tblGrid>
       <w:tr>
         <w:trPr>
-          <w:cnfStyle w:val="000000100000" w:firstRow="0" w:lastRow="0" w:firstColumn="0" w:lastColumn="0" w:oddVBand="0" w:evenVBand="0" w:oddHBand="1" w:evenHBand="0" w:firstRowFirstColumn="0" w:firstRowLastColumn="0" w:lastRowFirstColumn="0" w:lastRowLastColumn="0"/>
           <w:jc w:val="center"/>
         </w:trPr>
         <w:tc>
           <w:tcPr>
-            <w:cnfStyle w:val="001000000000" w:firstRow="0" w:lastRow="0" w:firstColumn="1" w:lastColumn="0" w:oddVBand="0" w:evenVBand="0" w:oddHBand="0" w:evenHBand="0" w:firstRowFirstColumn="0" w:firstRowLastColumn="0" w:lastRowFirstColumn="0" w:lastRowLastColumn="0"/>
-            <w:tcW w:w="2736" w:type="dxa"/>
-          </w:tcPr>
-          <w:p>
-            <w:r>
-              <w:rPr>
-                <w:sz w:val="20"/>
-              </w:rPr>
-              <w:t>serial_number</w:t>
-            </w:r>
-          </w:p>
-        </w:tc>
-        <w:tc>
-          <w:tcPr>
-            <w:tcW w:w="3168" w:type="dxa"/>
-          </w:tcPr>
-          <w:p>
-            <w:pPr>
-              <w:cnfStyle w:val="000000100000" w:firstRow="0" w:lastRow="0" w:firstColumn="0" w:lastColumn="0" w:oddVBand="0" w:evenVBand="0" w:oddHBand="1" w:evenHBand="0" w:firstRowFirstColumn="0" w:firstRowLastColumn="0" w:lastRowFirstColumn="0" w:lastRowLastColumn="0"/>
-            </w:pPr>
-            <w:r>
-              <w:rPr>
-                <w:sz w:val="20"/>
-              </w:rPr>
-              <w:t>CLR23275</w:t>
-            </w:r>
-          </w:p>
-        </w:tc>
-        <w:tc>
-          <w:tcPr>
-            <w:tcW w:w="3168" w:type="dxa"/>
-          </w:tcPr>
-          <w:p>
-            <w:pPr>
-              <w:cnfStyle w:val="000000100000" w:firstRow="0" w:lastRow="0" w:firstColumn="0" w:lastColumn="0" w:oddVBand="0" w:evenVBand="0" w:oddHBand="1" w:evenHBand="0" w:firstRowFirstColumn="0" w:firstRowLastColumn="0" w:lastRowFirstColumn="0" w:lastRowLastColumn="0"/>
-            </w:pPr>
-            <w:r>
-              <w:rPr>
-                <w:sz w:val="20"/>
-              </w:rPr>
-              <w:t>No</w:t>
+            <w:tcW w:w="8640" w:type="dxa"/>
+            <w:shd w:val="clear" w:color="auto" w:fill="F3F4F6"/>
+          </w:tcPr>
+          <w:p>
+            <w:r>
+              <w:rPr>
+                <w:b/>
+                <w:sz w:val="20"/>
+                <w:lang w:val="es-CO"/>
+              </w:rPr>
+              <w:t xml:space="preserve">Novedad: </w:t>
+            </w:r>
+            <w:r>
+              <w:rPr>
+                <w:sz w:val="20"/>
+                <w:lang w:val="es-CO"/>
+              </w:rPr>
+              <w:t>la plantilla ya no pide la Dirección MAC. El televisor se identifica por su serial, así que el archivo solo tiene dos columnas: serial_number y estado. Si tenías plantillas viejas con mac_address, descarga la nueva.</w:t>
             </w:r>
           </w:p>
         </w:tc>
       </w:tr>
     </w:tbl>
+    <w:tbl>
+      <w:tblPr>
+        <w:tblW w:w="0" w:type="auto"/>
+        <w:jc w:val="center"/>
+        <w:tblLook w:val="04A0" w:firstRow="1" w:lastRow="0" w:firstColumn="1" w:lastColumn="0" w:noHBand="0" w:noVBand="1"/>
+      </w:tblPr>
+      <w:tblGrid>
+        <w:gridCol w:w="8640"/>
+      </w:tblGrid>
+      <w:tr>
+        <w:trPr>
+          <w:jc w:val="center"/>
+        </w:trPr>
+        <w:tc>
+          <w:tcPr>
+            <w:tcW w:w="8640" w:type="dxa"/>
+            <w:shd w:val="clear" w:color="auto" w:fill="F3F4F6"/>
+          </w:tcPr>
+          <w:p>
+            <w:r>
+              <w:rPr>
+                <w:b/>
+                <w:sz w:val="20"/>
+                <w:lang w:val="es-CO"/>
+              </w:rPr>
+              <w:t xml:space="preserve">Importante: </w:t>
+            </w:r>
+            <w:r>
+              <w:rPr>
+                <w:sz w:val="20"/>
+                <w:lang w:val="es-CO"/>
+              </w:rPr>
+              <w:t>esta carga solo cambia el estado de televisores que YA están enrolados. Si un serial no existe en la aplicación aparecerá en la lista de errores con el mensaje “no existe un televisor con ese serial”; regístralo primero con “Enrolar Televisores” (punto 11) y vuelve a subir el archivo. Los demás televisores del archivo sí se procesan.</w:t>
+            </w:r>
+          </w:p>
+        </w:tc>
+      </w:tr>
+    </w:tbl>
     <w:p>
       <w:pPr>
         <w:spacing w:after="80"/>
@@ -5224,7 +5630,7 @@
         <w:rPr>
           <w:lang w:val="es-CO"/>
         </w:rPr>
-        <w:t>La aplicación te muestra un resumen con: Creados, Actualizados, Con cambio (los televisores a los que sí les cambia el estado) y Con error.</w:t>
+        <w:t>La aplicación te muestra un resumen con: Actualizados, Con cambio (los televisores a los que sí les cambia el estado) y Con error.</w:t>
       </w:r>
     </w:p>
     <w:p>
@@ -5998,6 +6404,459 @@
     </w:p>
     <w:p>
       <w:pPr>
+        <w:pStyle w:val="Ttulo1"/>
+      </w:pPr>
+      <w:r>
+        <w:t>15. Historial (cambios en los datos)</w:t>
+      </w:r>
+    </w:p>
+    <w:p>
+      <w:pPr/>
+      <w:r>
+        <w:rPr>
+          <w:b/>
+          <w:sz w:val="20"/>
+        </w:rPr>
+        <w:t>Página:  https://locksystemclaro.onrender.com/historial</w:t>
+      </w:r>
+    </w:p>
+    <w:p>
+      <w:pPr/>
+      <w:r>
+        <w:t>Es la bitácora de las modificaciones hechas a los DATOS de un televisor: el Número de serie, la Dirección MAC y el Número de crédito. Registra qué se cambió, de qué valor a cuál, quién lo hizo y en qué fecha y hora — tanto si se editó el televisor uno por uno como si el cambio vino de una carga masiva con Excel.</w:t>
+      </w:r>
+    </w:p>
+    <w:tbl>
+      <w:tblPr>
+        <w:tblW w:w="0" w:type="auto"/>
+        <w:jc w:val="center"/>
+        <w:tblLook w:val="04A0" w:firstRow="1" w:lastRow="0" w:firstColumn="1" w:lastColumn="0" w:noHBand="0" w:noVBand="1"/>
+      </w:tblPr>
+      <w:tblGrid>
+        <w:gridCol w:w="8640"/>
+      </w:tblGrid>
+      <w:tr>
+        <w:trPr>
+          <w:jc w:val="center"/>
+        </w:trPr>
+        <w:tc>
+          <w:tcPr>
+            <w:tcW w:w="8640" w:type="dxa"/>
+            <w:shd w:val="clear" w:color="auto" w:fill="F3F4F6"/>
+          </w:tcPr>
+          <w:p>
+            <w:pPr>
+              <w:rPr>
+                <w:lang w:val="es-CO"/>
+              </w:rPr>
+            </w:pPr>
+            <w:r>
+              <w:rPr>
+                <w:b/>
+                <w:sz w:val="20"/>
+                <w:lang w:val="es-CO"/>
+              </w:rPr>
+              <w:t xml:space="preserve">Ten en cuenta: </w:t>
+            </w:r>
+            <w:r>
+              <w:rPr>
+                <w:sz w:val="20"/>
+                <w:lang w:val="es-CO"/>
+              </w:rPr>
+              <w:t>el Historial NO incluye los cambios de estado (Habilitado / Inhabilitado). Esos tienen su propia pantalla, “Sincronizaciones” (punto 14). Aquí solo se ven las correcciones de datos, para que no queden tapadas por el movimiento del día a día.</w:t>
+            </w:r>
+          </w:p>
+        </w:tc>
+      </w:tr>
+    </w:tbl>
+    <w:p>
+      <w:pPr>
+        <w:pStyle w:val="Ttulo2"/>
+      </w:pPr>
+      <w:r>
+        <w:t>Las columnas de la tabla</w:t>
+      </w:r>
+    </w:p>
+    <w:tbl>
+      <w:tblPr>
+        <w:tblStyle w:val="Cuadrculaclara-nfasis1"/>
+        <w:tblW w:w="0" w:type="auto"/>
+        <w:jc w:val="center"/>
+        <w:tblLook w:val="04A0" w:firstRow="1" w:lastRow="0" w:firstColumn="1" w:lastColumn="0" w:noHBand="0" w:noVBand="1"/>
+      </w:tblPr>
+      <w:tblGrid>
+        <w:gridCol w:w="2402"/>
+        <w:gridCol w:w="6454"/>
+      </w:tblGrid>
+      <w:tr>
+        <w:trPr>
+          <w:cnfStyle w:val="100000000000" w:firstRow="1" w:lastRow="0" w:firstColumn="0" w:lastColumn="0" w:oddVBand="0" w:evenVBand="0" w:oddHBand="0" w:evenHBand="0" w:firstRowFirstColumn="0" w:firstRowLastColumn="0" w:lastRowFirstColumn="0" w:lastRowLastColumn="0"/>
+          <w:jc w:val="center"/>
+        </w:trPr>
+        <w:tc>
+          <w:tcPr>
+            <w:cnfStyle w:val="001000000000" w:firstRow="0" w:lastRow="0" w:firstColumn="1" w:lastColumn="0" w:oddVBand="0" w:evenVBand="0" w:oddHBand="0" w:evenHBand="0" w:firstRowFirstColumn="0" w:firstRowLastColumn="0" w:lastRowFirstColumn="0" w:lastRowLastColumn="0"/>
+            <w:tcW w:w="2448" w:type="dxa"/>
+          </w:tcPr>
+          <w:p>
+            <w:r>
+              <w:rPr>
+                <w:sz w:val="20"/>
+              </w:rPr>
+              <w:t>Columna</w:t>
+            </w:r>
+          </w:p>
+        </w:tc>
+        <w:tc>
+          <w:tcPr>
+            <w:tcW w:w="6624" w:type="dxa"/>
+          </w:tcPr>
+          <w:p>
+            <w:pPr>
+              <w:cnfStyle w:val="100000000000" w:firstRow="1" w:lastRow="0" w:firstColumn="0" w:lastColumn="0" w:oddVBand="0" w:evenVBand="0" w:oddHBand="0" w:evenHBand="0" w:firstRowFirstColumn="0" w:firstRowLastColumn="0" w:lastRowFirstColumn="0" w:lastRowLastColumn="0"/>
+            </w:pPr>
+            <w:r>
+              <w:rPr>
+                <w:sz w:val="20"/>
+              </w:rPr>
+              <w:t>Qué muestra</w:t>
+            </w:r>
+          </w:p>
+        </w:tc>
+      </w:tr>
+      <w:tr>
+        <w:trPr>
+          <w:cnfStyle w:val="000000100000" w:firstRow="0" w:lastRow="0" w:firstColumn="0" w:lastColumn="0" w:oddVBand="0" w:evenVBand="0" w:oddHBand="1" w:evenHBand="0" w:firstRowFirstColumn="0" w:firstRowLastColumn="0" w:lastRowFirstColumn="0" w:lastRowLastColumn="0"/>
+          <w:jc w:val="center"/>
+        </w:trPr>
+        <w:tc>
+          <w:tcPr>
+            <w:cnfStyle w:val="001000000000" w:firstRow="0" w:lastRow="0" w:firstColumn="1" w:lastColumn="0" w:oddVBand="0" w:evenVBand="0" w:oddHBand="0" w:evenHBand="0" w:firstRowFirstColumn="0" w:firstRowLastColumn="0" w:lastRowFirstColumn="0" w:lastRowLastColumn="0"/>
+            <w:tcW w:w="2448" w:type="dxa"/>
+          </w:tcPr>
+          <w:p>
+            <w:r>
+              <w:rPr>
+                <w:sz w:val="20"/>
+              </w:rPr>
+              <w:t>Fecha</w:t>
+            </w:r>
+          </w:p>
+        </w:tc>
+        <w:tc>
+          <w:tcPr>
+            <w:tcW w:w="6624" w:type="dxa"/>
+          </w:tcPr>
+          <w:p>
+            <w:pPr>
+              <w:cnfStyle w:val="000000100000" w:firstRow="0" w:lastRow="0" w:firstColumn="0" w:lastColumn="0" w:oddVBand="0" w:evenVBand="0" w:oddHBand="1" w:evenHBand="0" w:firstRowFirstColumn="0" w:firstRowLastColumn="0" w:lastRowFirstColumn="0" w:lastRowLastColumn="0"/>
+              <w:rPr>
+                <w:lang w:val="es-CO"/>
+              </w:rPr>
+            </w:pPr>
+            <w:r>
+              <w:rPr>
+                <w:sz w:val="20"/>
+                <w:lang w:val="es-CO"/>
+              </w:rPr>
+              <w:t>Día y hora exactos en que se hizo el cambio.</w:t>
+            </w:r>
+          </w:p>
+        </w:tc>
+      </w:tr>
+      <w:tr>
+        <w:trPr>
+          <w:cnfStyle w:val="000000010000" w:firstRow="0" w:lastRow="0" w:firstColumn="0" w:lastColumn="0" w:oddVBand="0" w:evenVBand="0" w:oddHBand="0" w:evenHBand="1" w:firstRowFirstColumn="0" w:firstRowLastColumn="0" w:lastRowFirstColumn="0" w:lastRowLastColumn="0"/>
+          <w:jc w:val="center"/>
+        </w:trPr>
+        <w:tc>
+          <w:tcPr>
+            <w:cnfStyle w:val="001000000000" w:firstRow="0" w:lastRow="0" w:firstColumn="1" w:lastColumn="0" w:oddVBand="0" w:evenVBand="0" w:oddHBand="0" w:evenHBand="0" w:firstRowFirstColumn="0" w:firstRowLastColumn="0" w:lastRowFirstColumn="0" w:lastRowLastColumn="0"/>
+            <w:tcW w:w="2448" w:type="dxa"/>
+          </w:tcPr>
+          <w:p>
+            <w:r>
+              <w:rPr>
+                <w:sz w:val="20"/>
+              </w:rPr>
+              <w:t>Número de serial</w:t>
+            </w:r>
+          </w:p>
+        </w:tc>
+        <w:tc>
+          <w:tcPr>
+            <w:tcW w:w="6624" w:type="dxa"/>
+          </w:tcPr>
+          <w:p>
+            <w:pPr>
+              <w:cnfStyle w:val="000000010000" w:firstRow="0" w:lastRow="0" w:firstColumn="0" w:lastColumn="0" w:oddVBand="0" w:evenVBand="0" w:oddHBand="0" w:evenHBand="1" w:firstRowFirstColumn="0" w:firstRowLastColumn="0" w:lastRowFirstColumn="0" w:lastRowLastColumn="0"/>
+            </w:pPr>
+            <w:r>
+              <w:rPr>
+                <w:sz w:val="20"/>
+              </w:rPr>
+              <w:t>El serial del televisor.</w:t>
+            </w:r>
+          </w:p>
+        </w:tc>
+      </w:tr>
+      <w:tr>
+        <w:trPr>
+          <w:cnfStyle w:val="000000100000" w:firstRow="0" w:lastRow="0" w:firstColumn="0" w:lastColumn="0" w:oddVBand="0" w:evenVBand="0" w:oddHBand="1" w:evenHBand="0" w:firstRowFirstColumn="0" w:firstRowLastColumn="0" w:lastRowFirstColumn="0" w:lastRowLastColumn="0"/>
+          <w:jc w:val="center"/>
+        </w:trPr>
+        <w:tc>
+          <w:tcPr>
+            <w:cnfStyle w:val="001000000000" w:firstRow="0" w:lastRow="0" w:firstColumn="1" w:lastColumn="0" w:oddVBand="0" w:evenVBand="0" w:oddHBand="0" w:evenHBand="0" w:firstRowFirstColumn="0" w:firstRowLastColumn="0" w:lastRowFirstColumn="0" w:lastRowLastColumn="0"/>
+            <w:tcW w:w="2448" w:type="dxa"/>
+          </w:tcPr>
+          <w:p>
+            <w:r>
+              <w:rPr>
+                <w:sz w:val="20"/>
+              </w:rPr>
+              <w:t>Dirección MAC</w:t>
+            </w:r>
+          </w:p>
+        </w:tc>
+        <w:tc>
+          <w:tcPr>
+            <w:tcW w:w="6624" w:type="dxa"/>
+          </w:tcPr>
+          <w:p>
+            <w:pPr>
+              <w:cnfStyle w:val="000000100000" w:firstRow="0" w:lastRow="0" w:firstColumn="0" w:lastColumn="0" w:oddVBand="0" w:evenVBand="0" w:oddHBand="1" w:evenHBand="0" w:firstRowFirstColumn="0" w:firstRowLastColumn="0" w:lastRowFirstColumn="0" w:lastRowLastColumn="0"/>
+              <w:rPr>
+                <w:lang w:val="es-CO"/>
+              </w:rPr>
+            </w:pPr>
+            <w:r>
+              <w:rPr>
+                <w:sz w:val="20"/>
+                <w:lang w:val="es-CO"/>
+              </w:rPr>
+              <w:t>La MAC del televisor.</w:t>
+            </w:r>
+          </w:p>
+        </w:tc>
+      </w:tr>
+      <w:tr>
+        <w:trPr>
+          <w:cnfStyle w:val="000000010000" w:firstRow="0" w:lastRow="0" w:firstColumn="0" w:lastColumn="0" w:oddVBand="0" w:evenVBand="0" w:oddHBand="0" w:evenHBand="1" w:firstRowFirstColumn="0" w:firstRowLastColumn="0" w:lastRowFirstColumn="0" w:lastRowLastColumn="0"/>
+          <w:jc w:val="center"/>
+        </w:trPr>
+        <w:tc>
+          <w:tcPr>
+            <w:cnfStyle w:val="001000000000" w:firstRow="0" w:lastRow="0" w:firstColumn="1" w:lastColumn="0" w:oddVBand="0" w:evenVBand="0" w:oddHBand="0" w:evenHBand="0" w:firstRowFirstColumn="0" w:firstRowLastColumn="0" w:lastRowFirstColumn="0" w:lastRowLastColumn="0"/>
+            <w:tcW w:w="2448" w:type="dxa"/>
+          </w:tcPr>
+          <w:p>
+            <w:r>
+              <w:rPr>
+                <w:sz w:val="20"/>
+              </w:rPr>
+              <w:t>Campo</w:t>
+            </w:r>
+          </w:p>
+        </w:tc>
+        <w:tc>
+          <w:tcPr>
+            <w:tcW w:w="6624" w:type="dxa"/>
+          </w:tcPr>
+          <w:p>
+            <w:pPr>
+              <w:cnfStyle w:val="000000010000" w:firstRow="0" w:lastRow="0" w:firstColumn="0" w:lastColumn="0" w:oddVBand="0" w:evenVBand="0" w:oddHBand="0" w:evenHBand="1" w:firstRowFirstColumn="0" w:firstRowLastColumn="0" w:lastRowFirstColumn="0" w:lastRowLastColumn="0"/>
+              <w:rPr>
+                <w:lang w:val="es-CO"/>
+              </w:rPr>
+            </w:pPr>
+            <w:r>
+              <w:rPr>
+                <w:sz w:val="20"/>
+                <w:lang w:val="es-CO"/>
+              </w:rPr>
+              <w:t>Qué dato se modificó: Número de serie, Dirección MAC o Número de crédito.</w:t>
+            </w:r>
+          </w:p>
+        </w:tc>
+      </w:tr>
+      <w:tr>
+        <w:trPr>
+          <w:cnfStyle w:val="000000100000" w:firstRow="0" w:lastRow="0" w:firstColumn="0" w:lastColumn="0" w:oddVBand="0" w:evenVBand="0" w:oddHBand="1" w:evenHBand="0" w:firstRowFirstColumn="0" w:firstRowLastColumn="0" w:lastRowFirstColumn="0" w:lastRowLastColumn="0"/>
+          <w:jc w:val="center"/>
+        </w:trPr>
+        <w:tc>
+          <w:tcPr>
+            <w:cnfStyle w:val="001000000000" w:firstRow="0" w:lastRow="0" w:firstColumn="1" w:lastColumn="0" w:oddVBand="0" w:evenVBand="0" w:oddHBand="0" w:evenHBand="0" w:firstRowFirstColumn="0" w:firstRowLastColumn="0" w:lastRowFirstColumn="0" w:lastRowLastColumn="0"/>
+            <w:tcW w:w="2448" w:type="dxa"/>
+          </w:tcPr>
+          <w:p>
+            <w:r>
+              <w:rPr>
+                <w:sz w:val="20"/>
+              </w:rPr>
+              <w:t>Cambio</w:t>
+            </w:r>
+          </w:p>
+        </w:tc>
+        <w:tc>
+          <w:tcPr>
+            <w:tcW w:w="6624" w:type="dxa"/>
+          </w:tcPr>
+          <w:p>
+            <w:pPr>
+              <w:cnfStyle w:val="000000100000" w:firstRow="0" w:lastRow="0" w:firstColumn="0" w:lastColumn="0" w:oddVBand="0" w:evenVBand="0" w:oddHBand="1" w:evenHBand="0" w:firstRowFirstColumn="0" w:firstRowLastColumn="0" w:lastRowFirstColumn="0" w:lastRowLastColumn="0"/>
+              <w:rPr>
+                <w:lang w:val="es-CO"/>
+              </w:rPr>
+            </w:pPr>
+            <w:r>
+              <w:rPr>
+                <w:sz w:val="20"/>
+                <w:lang w:val="es-CO"/>
+              </w:rPr>
+              <w:t>El valor anterior (tachado) y a su lado el valor nuevo.</w:t>
+            </w:r>
+          </w:p>
+        </w:tc>
+      </w:tr>
+      <w:tr>
+        <w:trPr>
+          <w:cnfStyle w:val="000000100000" w:firstRow="0" w:lastRow="0" w:firstColumn="0" w:lastColumn="0" w:oddVBand="0" w:evenVBand="0" w:oddHBand="1" w:evenHBand="0" w:firstRowFirstColumn="0" w:firstRowLastColumn="0" w:lastRowFirstColumn="0" w:lastRowLastColumn="0"/>
+          <w:jc w:val="center"/>
+        </w:trPr>
+        <w:tc>
+          <w:tcPr>
+            <w:cnfStyle w:val="001000000000" w:firstRow="0" w:lastRow="0" w:firstColumn="1" w:lastColumn="0" w:oddVBand="0" w:evenVBand="0" w:oddHBand="0" w:evenHBand="0" w:firstRowFirstColumn="0" w:firstRowLastColumn="0" w:lastRowFirstColumn="0" w:lastRowLastColumn="0"/>
+            <w:tcW w:w="2448" w:type="dxa"/>
+          </w:tcPr>
+          <w:p>
+            <w:r>
+              <w:rPr>
+                <w:sz w:val="20"/>
+              </w:rPr>
+              <w:t>Origen</w:t>
+            </w:r>
+          </w:p>
+        </w:tc>
+        <w:tc>
+          <w:tcPr>
+            <w:tcW w:w="6624" w:type="dxa"/>
+          </w:tcPr>
+          <w:p>
+            <w:pPr>
+              <w:cnfStyle w:val="000000100000" w:firstRow="0" w:lastRow="0" w:firstColumn="0" w:lastColumn="0" w:oddVBand="0" w:evenVBand="0" w:oddHBand="1" w:evenHBand="0" w:firstRowFirstColumn="0" w:firstRowLastColumn="0" w:lastRowFirstColumn="0" w:lastRowLastColumn="0"/>
+              <w:rPr>
+                <w:lang w:val="es-CO"/>
+              </w:rPr>
+            </w:pPr>
+            <w:r>
+              <w:rPr>
+                <w:sz w:val="20"/>
+                <w:lang w:val="es-CO"/>
+              </w:rPr>
+              <w:t>Individual si se editó el televisor uno por uno, o Masivo si el cambio vino de una carga con Excel.</w:t>
+            </w:r>
+          </w:p>
+        </w:tc>
+      </w:tr>
+      <w:tr>
+        <w:trPr>
+          <w:cnfStyle w:val="000000100000" w:firstRow="0" w:lastRow="0" w:firstColumn="0" w:lastColumn="0" w:oddVBand="0" w:evenVBand="0" w:oddHBand="1" w:evenHBand="0" w:firstRowFirstColumn="0" w:firstRowLastColumn="0" w:lastRowFirstColumn="0" w:lastRowLastColumn="0"/>
+          <w:jc w:val="center"/>
+        </w:trPr>
+        <w:tc>
+          <w:tcPr>
+            <w:cnfStyle w:val="001000000000" w:firstRow="0" w:lastRow="0" w:firstColumn="1" w:lastColumn="0" w:oddVBand="0" w:evenVBand="0" w:oddHBand="0" w:evenHBand="0" w:firstRowFirstColumn="0" w:firstRowLastColumn="0" w:lastRowFirstColumn="0" w:lastRowLastColumn="0"/>
+            <w:tcW w:w="2448" w:type="dxa"/>
+          </w:tcPr>
+          <w:p>
+            <w:r>
+              <w:rPr>
+                <w:sz w:val="20"/>
+              </w:rPr>
+              <w:t>Usuario</w:t>
+            </w:r>
+          </w:p>
+        </w:tc>
+        <w:tc>
+          <w:tcPr>
+            <w:tcW w:w="6624" w:type="dxa"/>
+          </w:tcPr>
+          <w:p>
+            <w:pPr>
+              <w:cnfStyle w:val="000000100000" w:firstRow="0" w:lastRow="0" w:firstColumn="0" w:lastColumn="0" w:oddVBand="0" w:evenVBand="0" w:oddHBand="1" w:evenHBand="0" w:firstRowFirstColumn="0" w:firstRowLastColumn="0" w:lastRowFirstColumn="0" w:lastRowLastColumn="0"/>
+              <w:rPr>
+                <w:lang w:val="es-CO"/>
+              </w:rPr>
+            </w:pPr>
+            <w:r>
+              <w:rPr>
+                <w:sz w:val="20"/>
+                <w:lang w:val="es-CO"/>
+              </w:rPr>
+              <w:t>La persona que hizo el cambio.</w:t>
+            </w:r>
+          </w:p>
+        </w:tc>
+      </w:tr>
+    </w:tbl>
+    <w:p>
+      <w:pPr/>
+      <w:r>
+        <w:t>Si en una misma edición se cambian dos datos (por ejemplo el serial y el número de crédito), se registran dos filas: una por cada campo modificado.</w:t>
+      </w:r>
+    </w:p>
+    <w:p>
+      <w:pPr>
+        <w:pStyle w:val="Ttulo2"/>
+      </w:pPr>
+      <w:r>
+        <w:t>Filtros y exportación</w:t>
+      </w:r>
+    </w:p>
+    <w:p>
+      <w:pPr>
+        <w:pStyle w:val="Listaconvietas"/>
+      </w:pPr>
+      <w:r>
+        <w:t>Rango de fechas: acota el historial a un período.</w:t>
+      </w:r>
+    </w:p>
+    <w:p>
+      <w:pPr>
+        <w:pStyle w:val="Listaconvietas"/>
+      </w:pPr>
+      <w:r>
+        <w:t>Buscador: escribe un serial, una MAC o un número de crédito y presiona “Buscar”. Busca en los tres a la vez, así que no tienes que acertar en qué casilla va cada dato.</w:t>
+      </w:r>
+    </w:p>
+    <w:p>
+      <w:pPr>
+        <w:pStyle w:val="Listaconvietas"/>
+      </w:pPr>
+      <w:r>
+        <w:t>Todos los campos / Serial / MAC / Crédito: limita la tabla a un solo tipo de cambio.</w:t>
+      </w:r>
+    </w:p>
+    <w:p>
+      <w:pPr>
+        <w:pStyle w:val="Listaconvietas"/>
+      </w:pPr>
+      <w:r>
+        <w:t>Limpiar: quita todos los filtros de una vez.</w:t>
+      </w:r>
+    </w:p>
+    <w:p>
+      <w:pPr>
+        <w:pStyle w:val="Listaconvietas"/>
+      </w:pPr>
+      <w:r>
+        <w:t>Exportar: descarga en Excel exactamente las filas que estás viendo, con los filtros aplicados.</w:t>
+      </w:r>
+    </w:p>
+    <w:p>
+      <w:pPr>
         <w:spacing w:after="120"/>
         <w:rPr>
           <w:lang w:val="es-CO"/>
@@ -6015,8 +6874,7 @@
         <w:rPr>
           <w:lang w:val="es-CO"/>
         </w:rPr>
-        <w:lastRenderedPageBreak/>
-        <w:t>15. Códigos Pin (historial)</w:t>
+        <w:t>16. Códigos Pin (historial)</w:t>
       </w:r>
     </w:p>
     <w:p>
@@ -6338,8 +7196,7 @@
         <w:rPr>
           <w:lang w:val="es-CO"/>
         </w:rPr>
-        <w:lastRenderedPageBreak/>
-        <w:t>16. Usuarios (solo Administrador)</w:t>
+        <w:t>17. Usuarios (solo Administrador)</w:t>
       </w:r>
     </w:p>
     <w:p>
@@ -6378,6 +7235,12 @@
           <w:lang w:val="es-CO"/>
         </w:rPr>
         <w:t>Aquí el Administrador crea y administra las cuentas. La tabla muestra el Correo, el Nombre, el Rol, el Estado (Activo / Inactivo) y los botones de acción. El buscador filtra por correo o nombre.</w:t>
+      </w:r>
+    </w:p>
+    <w:p>
+      <w:pPr/>
+      <w:r>
+        <w:t>La columna Sesión indica si esa persona tiene la aplicación abierta en este momento y desde dónde (por ejemplo, “Chrome en Windows”); un guion significa que no tiene ninguna sesión abierta. Cuando la tiene, aparece el botón Cerrar sesión, que la cierra al instante y deja la cuenta libre para volver a entrar. Es la forma de desbloquear a alguien que cerró el navegador sin salir y no puede iniciar sesión otra vez.</w:t>
       </w:r>
     </w:p>
     <w:p>
@@ -6742,7 +7605,7 @@
         <w:pStyle w:val="Ttulo1"/>
       </w:pPr>
       <w:r>
-        <w:t>17. Configuración</w:t>
+        <w:t>18. Configuración</w:t>
       </w:r>
     </w:p>
     <w:p>
@@ -6915,8 +7778,7 @@
         <w:rPr>
           <w:lang w:val="es-CO"/>
         </w:rPr>
-        <w:lastRenderedPageBreak/>
-        <w:t>18. Resumen de plantillas y archivos</w:t>
+        <w:t>19. Resumen de plantillas y archivos</w:t>
       </w:r>
     </w:p>
     <w:p>
@@ -7051,7 +7913,7 @@
                 <w:sz w:val="20"/>
                 <w:lang w:val="es-CO"/>
               </w:rPr>
-              <w:t>mac_address, estado (habilitado/inhabilitado), serial_number</w:t>
+              <w:t>serial_number, estado (habilitado/inhabilitado)</w:t>
             </w:r>
           </w:p>
         </w:tc>
@@ -7382,7 +8244,7 @@
         <w:pStyle w:val="Ttulo1"/>
       </w:pPr>
       <w:r>
-        <w:t>19. Un flujo de trabajo recomendado</w:t>
+        <w:t>20. Un flujo de trabajo recomendado</w:t>
       </w:r>
     </w:p>
     <w:p>
@@ -7471,7 +8333,7 @@
         <w:rPr>
           <w:lang w:val="es-CO"/>
         </w:rPr>
-        <w:t>20. Preguntas frecuentes</w:t>
+        <w:t>21. Preguntas frecuentes</w:t>
       </w:r>
     </w:p>
     <w:p>
@@ -7609,10 +8471,63 @@
         <w:rPr>
           <w:lang w:val="es-CO"/>
         </w:rPr>
-        <w:t xml:space="preserve">Pídele al Administrador que te asigne una nueva desde el módulo Usuarios. </w:t>
-      </w:r>
-      <w:r>
-        <w:t>Luego puedes cambiarla tú mismo en Configuración → Seguridad.</w:t>
+        <w:t>Usa el enlace “¿Olvidaste tu contraseña?” que está debajo del botón “Iniciar sesión”: te llega un correo con un enlace para ponerte una nueva (ver punto 4). Si el correo no llega, pídele al Administrador que te asigne una desde el módulo Usuarios.</w:t>
+      </w:r>
+    </w:p>
+    <w:p>
+      <w:pPr>
+        <w:pStyle w:val="Ttulo3"/>
+      </w:pPr>
+      <w:r>
+        <w:t>Me dice que ya hay una sesión activa y no me deja entrar.</w:t>
+      </w:r>
+    </w:p>
+    <w:p>
+      <w:pPr/>
+      <w:r>
+        <w:t>Tu cuenta quedó abierta en otro navegador o en otro equipo, y solo se permite una sesión a la vez. Cierra sesión allí, espera 15 minutos a que caduque sola, o pídele a un Administrador que la cierre desde Usuarios (ver punto 4).</w:t>
+      </w:r>
+    </w:p>
+    <w:p>
+      <w:pPr>
+        <w:pStyle w:val="Ttulo3"/>
+      </w:pPr>
+      <w:r>
+        <w:t>La aplicación me sacó sola y volví al inicio de sesión.</w:t>
+      </w:r>
+    </w:p>
+    <w:p>
+      <w:pPr/>
+      <w:r>
+        <w:t>Es normal si estuviste 15 minutos sin usarla: la sesión se cierra por seguridad. También ocurre si un Administrador cerró tu sesión. En ambos casos basta con volver a entrar.</w:t>
+      </w:r>
+    </w:p>
+    <w:p>
+      <w:pPr>
+        <w:pStyle w:val="Ttulo3"/>
+      </w:pPr>
+      <w:r>
+        <w:t>El enlace para restablecer la contraseña dice que no es válido.</w:t>
+      </w:r>
+    </w:p>
+    <w:p>
+      <w:pPr/>
+      <w:r>
+        <w:t>Los enlaces duran 10 minutos y sirven una sola vez. Si además pediste el correo varias veces, solo funciona el del último mensaje. Presiona “Solicitar un enlace nuevo” y usa el correo más reciente.</w:t>
+      </w:r>
+    </w:p>
+    <w:p>
+      <w:pPr>
+        <w:pStyle w:val="Ttulo3"/>
+      </w:pPr>
+      <w:r>
+        <w:t>¿Quién cambió el serial (o el crédito) de un televisor?</w:t>
+      </w:r>
+    </w:p>
+    <w:p>
+      <w:pPr/>
+      <w:r>
+        <w:t>Entra a Historial (punto 15) y busca el serial, la MAC o el número de crédito del equipo. Verás cada cambio con su fecha, su hora, el valor anterior, el nuevo y la persona que lo hizo. Puedes descargarlo en Excel con el botón “Exportar”.</w:t>
       </w:r>
     </w:p>
     <w:sectPr>

--- a/Manual_de_uso_Locking_System_v3.docx
+++ b/Manual_de_uso_Locking_System_v3.docx
@@ -54,41 +54,7 @@
         <w:rPr>
           <w:noProof/>
         </w:rPr>
-        <w:drawing>
-          <wp:inline distT="0" distB="0" distL="0" distR="0" wp14:anchorId="22DCD7A6" wp14:editId="0D49B71A">
-            <wp:extent cx="5760720" cy="3600450"/>
-            <wp:effectExtent l="0" t="0" r="0" b="0"/>
-            <wp:docPr id="1" name="Picture 1"/>
-            <wp:cNvGraphicFramePr>
-              <a:graphicFrameLocks xmlns:a="http://schemas.openxmlformats.org/drawingml/2006/main" noChangeAspect="1"/>
-            </wp:cNvGraphicFramePr>
-            <a:graphic xmlns:a="http://schemas.openxmlformats.org/drawingml/2006/main">
-              <a:graphicData uri="http://schemas.openxmlformats.org/drawingml/2006/picture">
-                <pic:pic xmlns:pic="http://schemas.openxmlformats.org/drawingml/2006/picture">
-                  <pic:nvPicPr>
-                    <pic:cNvPr id="0" name="01_login.png"/>
-                    <pic:cNvPicPr/>
-                  </pic:nvPicPr>
-                  <pic:blipFill>
-                    <a:blip r:embed="rId6"/>
-                    <a:stretch>
-                      <a:fillRect/>
-                    </a:stretch>
-                  </pic:blipFill>
-                  <pic:spPr>
-                    <a:xfrm>
-                      <a:off x="0" y="0"/>
-                      <a:ext cx="5760720" cy="3600450"/>
-                    </a:xfrm>
-                    <a:prstGeom prst="rect">
-                      <a:avLst/>
-                    </a:prstGeom>
-                  </pic:spPr>
-                </pic:pic>
-              </a:graphicData>
-            </a:graphic>
-          </wp:inline>
-        </w:drawing>
+        <w:t>Actualizado: 18 de agosto de 2026</w:t>
       </w:r>
     </w:p>
     <w:p>
@@ -1183,7 +1149,7 @@
         <w:pStyle w:val="Ttulo2"/>
       </w:pPr>
       <w:r>
-        <w:t>Una sola sesión por cuenta</w:t>
+        <w:t>Una sola sesión por cuenta y una sola cuenta por navegador</w:t>
       </w:r>
     </w:p>
     <w:p>
@@ -1220,6 +1186,44 @@
       </w:pPr>
       <w:r>
         <w:t>Pedirle a un Administrador que la cierre desde el módulo Usuarios.</w:t>
+      </w:r>
+    </w:p>
+    <w:p>
+      <w:pPr/>
+      <w:r>
+        <w:t>La regla también funciona al revés: mientras alguien tenga su sesión abierta en un navegador, otra persona no puede entrar con una cuenta distinta en ESE navegador. Si lo intenta, la aplicación se lo impide y le indica con qué cuenta está ocupado, por ejemplo: “Este equipo ya tiene una sesión abierta en Chrome con la cuenta op*****@claro.com. Cierra esa sesión antes de entrar con otra cuenta, o entra desde otro navegador.”. El correo aparece parcialmente oculto a propósito.</w:t>
+      </w:r>
+    </w:p>
+    <w:p>
+      <w:pPr>
+        <w:pStyle w:val="Listaconvietas"/>
+      </w:pPr>
+      <w:r>
+        <w:t>Cambiar de navegador sí funciona: si Chrome está ocupado, puedes entrar con otra cuenta desde Edge o Firefox en ese mismo equipo.</w:t>
+      </w:r>
+    </w:p>
+    <w:p>
+      <w:pPr>
+        <w:pStyle w:val="Listaconvietas"/>
+      </w:pPr>
+      <w:r>
+        <w:t>Abrir otra pestaña, otra ventana o incluso otro perfil del mismo navegador no sirve para saltarse el bloqueo: para la aplicación sigue siendo el mismo navegador.</w:t>
+      </w:r>
+    </w:p>
+    <w:p>
+      <w:pPr>
+        <w:pStyle w:val="Listaconvietas"/>
+      </w:pPr>
+      <w:r>
+        <w:t>El navegador queda libre en cuanto la persona que lo ocupa cierra sesión, cuando su sesión caduca por inactividad, o cuando un Administrador la cierra desde el módulo Usuarios.</w:t>
+      </w:r>
+    </w:p>
+    <w:p>
+      <w:pPr>
+        <w:pStyle w:val="Listaconvietas"/>
+      </w:pPr>
+      <w:r>
+        <w:t>Si en tu oficina varios equipos salen a internet por la misma conexión, pueden verse como uno solo. Si te aparece este aviso y nadie más está usando tu equipo, avísale al Administrador para que revise las sesiones abiertas.</w:t>
       </w:r>
     </w:p>
     <w:tbl>
@@ -4545,6 +4549,20 @@
         <w:t>Si el televisor ya está en el estado que elegiste, el botón se deshabilita y te avisa: “El televisor ya está habilitado / inhabilitado”.</w:t>
       </w:r>
     </w:p>
+    <w:p>
+      <w:pPr>
+        <w:spacing w:after="120"/>
+        <w:rPr>
+          <w:lang w:val="es-CO"/>
+        </w:rPr>
+      </w:pPr>
+      <w:r>
+        <w:rPr>
+          <w:lang w:val="es-CO"/>
+        </w:rPr>
+        <w:t>Ten en cuenta que el cambio no se ve de inmediato en el televisor. El fabricante indica que la habilitación y la inhabilitación pueden tardar hasta 15 minutos en aplicarse en el equipo, contados desde que la aplicación envía la orden. Que la sincronización termine con Resultado “OK” quiere decir que la orden se envió correctamente, no que el televisor ya haya cambiado: si el equipo todavía se ve igual, espera ese tiempo antes de volver a intentarlo. Estos 15 minutos son del televisor y no tienen ninguna relación con los 15 minutos de cierre de sesión por inactividad.</w:t>
+      </w:r>
+    </w:p>
     <w:tbl>
       <w:tblPr>
         <w:tblW w:w="0" w:type="auto"/>
@@ -5707,6 +5725,21 @@
         <w:t>Al terminar, un botón “Exportar Excel” con el detalle de esa sincronización.</w:t>
       </w:r>
     </w:p>
+    <w:p>
+      <w:pPr>
+        <w:pStyle w:val="Listaconvietas"/>
+        <w:spacing w:after="60"/>
+        <w:rPr>
+          <w:lang w:val="es-CO"/>
+        </w:rPr>
+      </w:pPr>
+      <w:r>
+        <w:rPr>
+          <w:lang w:val="es-CO"/>
+        </w:rPr>
+        <w:t>Aunque la sincronización termine, cada televisor puede tardar hasta 15 minutos en quedar habilitado o inhabilitado, según lo indicado por el fabricante.</w:t>
+      </w:r>
+    </w:p>
     <w:tbl>
       <w:tblPr>
         <w:tblW w:w="0" w:type="auto"/>
@@ -5870,6 +5903,20 @@
           <w:lang w:val="es-CO"/>
         </w:rPr>
         <w:t>el estado real es distinto al de la aplicación. En ese caso, entra a “Estado” y vuelve a guardar el estado correcto.</w:t>
+      </w:r>
+    </w:p>
+    <w:p>
+      <w:pPr>
+        <w:spacing w:after="120"/>
+        <w:rPr>
+          <w:lang w:val="es-CO"/>
+        </w:rPr>
+      </w:pPr>
+      <w:r>
+        <w:rPr>
+          <w:lang w:val="es-CO"/>
+        </w:rPr>
+        <w:t>Si acabas de cambiar un estado, dale al televisor los 15 minutos que indica el fabricante antes de sacar conclusiones de la validación.</w:t>
       </w:r>
     </w:p>
     <w:p>
@@ -7459,6 +7506,13 @@
               </w:rPr>
               <w:t>El nombre de la persona (aparece en el menú y en la auditoría).</w:t>
             </w:r>
+            <w:r>
+              <w:rPr>
+                <w:sz w:val="20"/>
+                <w:lang w:val="es-CO"/>
+              </w:rPr>
+              <w:t xml:space="preserve"> Son obligatorios: no se puede crear ni guardar un usuario dejándolos vacíos.</w:t>
+            </w:r>
           </w:p>
         </w:tc>
       </w:tr>
@@ -7671,7 +7725,7 @@
         <w:rPr>
           <w:lang w:val="es-CO"/>
         </w:rPr>
-        <w:t>Actualiza tu Correo electrónico, tus Nombres y tus Apellidos y presiona “Guardar cambios”.</w:t>
+        <w:t>Actualiza tus Nombres y tus Apellidos y presiona “Guardar cambios”. El Correo electrónico aparece en gris y no se puede cambiar: es el dato con el que inicias sesión. Los Nombres y los Apellidos son obligatorios; si borras uno y presionas “Guardar cambios”, la aplicación no guarda nada y te avisa debajo del campo (“Los apellidos son obligatorios.”). Escribir solo espacios tampoco cuenta como nombre.</w:t>
       </w:r>
     </w:p>
     <w:p>
@@ -7699,7 +7753,7 @@
         <w:rPr>
           <w:lang w:val="es-CO"/>
         </w:rPr>
-        <w:t>Cambia tu contraseña: escribe la Contraseña actual, la Nueva contraseña (mínimo 10 caracteres), repítela en Confirmar contraseña y presiona “Cambiar contraseña”.</w:t>
+        <w:t>Cambia tu contraseña: escribe la Contraseña actual, la Nueva contraseña (mínimo 10 caracteres), repítela en Confirmar contraseña y presiona “Cambiar contraseña”. Los tres campos tienen a la derecha el icono del ojo para mostrar u ocultar lo que escribiste, y ese icono se queda visible aunque salgas del campo. Al cambiar la contraseña se cierran tus demás sesiones por seguridad; la sesión actual se mantiene.</w:t>
       </w:r>
     </w:p>
     <w:p>
@@ -8375,6 +8429,34 @@
         <w:rPr>
           <w:lang w:val="es-CO"/>
         </w:rPr>
+        <w:t>Cambié el estado y el televisor sigue igual.</w:t>
+      </w:r>
+    </w:p>
+    <w:p>
+      <w:pPr>
+        <w:spacing w:after="120"/>
+        <w:rPr>
+          <w:lang w:val="es-CO"/>
+        </w:rPr>
+      </w:pPr>
+      <w:r>
+        <w:rPr>
+          <w:lang w:val="es-CO"/>
+        </w:rPr>
+        <w:t>Es lo esperado durante los primeros minutos: el fabricante indica que la habilitación y la inhabilitación pueden tardar hasta 15 minutos en aplicarse en el televisor. Revisa que la sincronización haya quedado en “OK” y espera ese tiempo. Si pasado ese lapso el equipo sigue igual, usa “Validar” para ver cómo está realmente y, si hay diferencia, vuelve a guardar el estado desde la pantalla “Estado”.</w:t>
+      </w:r>
+    </w:p>
+    <w:p>
+      <w:pPr>
+        <w:pStyle w:val="Ttulo3"/>
+        <w:rPr>
+          <w:lang w:val="es-CO"/>
+        </w:rPr>
+      </w:pPr>
+      <w:r>
+        <w:rPr>
+          <w:lang w:val="es-CO"/>
+        </w:rPr>
         <w:t>No veo el botón “Nuevo” / “Editar” / el menú “Usuarios”.</w:t>
       </w:r>
     </w:p>
@@ -8486,6 +8568,20 @@
       <w:pPr/>
       <w:r>
         <w:t>Tu cuenta quedó abierta en otro navegador o en otro equipo, y solo se permite una sesión a la vez. Cierra sesión allí, espera 15 minutos a que caduque sola, o pídele a un Administrador que la cierre desde Usuarios (ver punto 4).</w:t>
+      </w:r>
+    </w:p>
+    <w:p>
+      <w:pPr>
+        <w:pStyle w:val="Ttulo3"/>
+      </w:pPr>
+      <w:r>
+        <w:t>Me dice que este navegador ya tiene una sesión abierta con otra cuenta.</w:t>
+      </w:r>
+    </w:p>
+    <w:p>
+      <w:pPr/>
+      <w:r>
+        <w:t>Otra persona dejó su sesión abierta en ese navegador, y solo se permite una cuenta por navegador. Pídele que cierre sesión (su nombre, abajo a la izquierda → Cerrar sesión), entra desde otro navegador, o espera a que esa sesión caduque sola por inactividad. Un Administrador también puede cerrarla desde el módulo Usuarios.</w:t>
       </w:r>
     </w:p>
     <w:p>
